--- a/templates/openagreements-cc-by-4.0/openagreements-founder-share-repurchase-notice/template.fill.docx
+++ b/templates/openagreements-cc-by-4.0/openagreements-founder-share-repurchase-notice/template.fill.docx
@@ -40,18 +40,6 @@
       </w:r>
       <w:r>
         <w:t xml:space="preserve"> (the "RSPA").</w:t>
-      </w:r>
-    </w:p>
-    <w:p>
-      <w:pPr>
-        <w:pStyle w:val="OABody"/>
-      </w:pPr>
-      <w:r>
-        <w:rPr>
-          <w:i/>
-          <w:iCs/>
-        </w:rPr>
-        <w:t xml:space="preserve">Note: The repurchase window, the per-share price, and the vested/unvested treatment are set by the RSPA and are not created by this notice — this notice merely exercises a right the RSPA already grants. The Company's power to reacquire its own shares comes from Section 160 of the Delaware General Corporation Law, but Section 160 does not supply a window or a price. Before any cash buyback of vested shares (as opposed to a repurchase of unvested shares at their nominal original price), consult counsel: Section 160 bars a repurchase for cash when the Company's capital is impaired or would be impaired by it, Section 174 makes directors personally liable for up to six years for a wilful or negligent unlawful repurchase, and Section 409A / fair-market-value and QSBS considerations may also apply.</w:t>
       </w:r>
     </w:p>
     <w:p>
@@ -592,7 +580,7 @@
         <w:spacing w:before="0" w:after="120" w:line="340" w:lineRule="auto"/>
       </w:pPr>
       <w:r>
-        <w:t xml:space="preserve">This repurchase is made pursuant to the Company's power under Section 160 of the Delaware General Corporation Law to acquire its own shares. Section 160 does not permit a repurchase for cash or other property when the capital of the Company is impaired or would be impaired by the repurchase; the officers of the Company are directed to confirm that the repurchase is consistent with Section 160 before the closing.</w:t>
+        <w:t xml:space="preserve">The Company will complete the repurchase only if it may lawfully do so on the Closing Date.</w:t>
       </w:r>
     </w:p>
     <w:p>
@@ -681,7 +669,7 @@
         <w:spacing w:after="80"/>
       </w:pPr>
       <w:r>
-        <w:t xml:space="preserve">the Secretary of the Company will cancel or take possession of the certificate(s) (or make the corresponding book-entry adjustment for any uncertificated shares) representing the Repurchased Shares and update the Company's stock ledger and capitalization records to reflect the repurchase and the disposition of the Repurchased Shares — retirement or treasury — as the Company's board of directors elects consistent with Sections 160(b) and 243 of the Delaware General Corporation Law.</w:t>
+        <w:t xml:space="preserve">the Secretary of the Company will cancel or take possession of the certificate(s) (or make the corresponding book-entry adjustment for any uncertificated shares) representing the Repurchased Shares and update the Company's stock ledger and capitalization records to reflect the repurchase and the disposition of the Repurchased Shares in the manner approved by the Company's board of directors.</w:t>
       </w:r>
     </w:p>
     <w:p>

--- a/templates/openagreements-cc-by-4.0/openagreements-founder-share-repurchase-notice/template.fill.docx
+++ b/templates/openagreements-cc-by-4.0/openagreements-founder-share-repurchase-notice/template.fill.docx
@@ -1794,169 +1794,79 @@
 
 <file path=word/header1.xml><?xml version="1.0" encoding="utf-8"?>
 <w:hdr xmlns:w="http://schemas.openxmlformats.org/wordprocessingml/2006/main" xmlns:r="http://schemas.openxmlformats.org/officeDocument/2006/relationships">
-  <w:tbl>
-    <w:tblPr>
-      <w:tblW w:w="10080" w:type="dxa"/>
-      <w:tblBorders>
-        <w:top w:val="none" w:sz="0" w:space="0" w:color="auto"/>
-        <w:left w:val="none" w:sz="0" w:space="0" w:color="auto"/>
+  <w:p>
+    <w:pPr>
+      <w:pBdr>
         <w:bottom w:val="single" w:sz="8" w:space="0" w:color="107087"/>
-        <w:right w:val="none" w:sz="0" w:space="0" w:color="auto"/>
-        <w:insideH w:val="none" w:sz="0" w:space="0" w:color="auto"/>
-        <w:insideV w:val="none" w:sz="0" w:space="0" w:color="auto"/>
-      </w:tblBorders>
-      <w:tblLayout w:type="fixed"/>
-    </w:tblPr>
-    <w:tblGrid>
-      <w:gridCol w:w="10080"/>
-    </w:tblGrid>
-    <w:tr>
-      <w:tc>
-        <w:tcPr>
-          <w:tcW w:w="10080" w:type="dxa"/>
-          <w:tcBorders>
-            <w:bottom w:val="single" w:sz="8" w:space="0" w:color="107087"/>
-          </w:tcBorders>
-          <w:tcMar>
-            <w:top w:w="0" w:type="dxa"/>
-            <w:left w:w="0" w:type="dxa"/>
-            <w:bottom w:w="40" w:type="dxa"/>
-            <w:right w:w="0" w:type="dxa"/>
-          </w:tcMar>
-        </w:tcPr>
-        <w:p>
-          <w:pPr>
-            <w:spacing w:after="0"/>
-            <w:jc w:val="right"/>
-          </w:pPr>
-          <w:r>
-            <w:rPr>
-              <w:rFonts w:ascii="Arial" w:hAnsi="Arial" w:cs="Arial"/>
-              <w:b/>
-              <w:bCs/>
-              <w:caps/>
-              <w:color w:val="107087"/>
-              <w:sz w:val="18"/>
-              <w:szCs w:val="18"/>
-            </w:rPr>
-            <w:t xml:space="preserve">Key Terms</w:t>
-          </w:r>
-        </w:p>
-      </w:tc>
-    </w:tr>
-  </w:tbl>
+      </w:pBdr>
+      <w:spacing w:after="0"/>
+      <w:jc w:val="right"/>
+    </w:pPr>
+    <w:r>
+      <w:rPr>
+        <w:rFonts w:ascii="Arial" w:hAnsi="Arial" w:cs="Arial"/>
+        <w:b/>
+        <w:bCs/>
+        <w:caps/>
+        <w:color w:val="107087"/>
+        <w:sz w:val="18"/>
+        <w:szCs w:val="18"/>
+      </w:rPr>
+      <w:t xml:space="preserve">Key Terms</w:t>
+    </w:r>
+  </w:p>
 </w:hdr>
 </file>
 
 <file path=word/header2.xml><?xml version="1.0" encoding="utf-8"?>
 <w:hdr xmlns:w="http://schemas.openxmlformats.org/wordprocessingml/2006/main" xmlns:r="http://schemas.openxmlformats.org/officeDocument/2006/relationships">
-  <w:tbl>
-    <w:tblPr>
-      <w:tblW w:w="10080" w:type="dxa"/>
-      <w:tblBorders>
-        <w:top w:val="none" w:sz="0" w:space="0" w:color="auto"/>
-        <w:left w:val="none" w:sz="0" w:space="0" w:color="auto"/>
+  <w:p>
+    <w:pPr>
+      <w:pBdr>
         <w:bottom w:val="single" w:sz="8" w:space="0" w:color="107087"/>
-        <w:right w:val="none" w:sz="0" w:space="0" w:color="auto"/>
-        <w:insideH w:val="none" w:sz="0" w:space="0" w:color="auto"/>
-        <w:insideV w:val="none" w:sz="0" w:space="0" w:color="auto"/>
-      </w:tblBorders>
-      <w:tblLayout w:type="fixed"/>
-    </w:tblPr>
-    <w:tblGrid>
-      <w:gridCol w:w="10080"/>
-    </w:tblGrid>
-    <w:tr>
-      <w:tc>
-        <w:tcPr>
-          <w:tcW w:w="10080" w:type="dxa"/>
-          <w:tcBorders>
-            <w:bottom w:val="single" w:sz="8" w:space="0" w:color="107087"/>
-          </w:tcBorders>
-          <w:tcMar>
-            <w:top w:w="0" w:type="dxa"/>
-            <w:left w:w="0" w:type="dxa"/>
-            <w:bottom w:w="40" w:type="dxa"/>
-            <w:right w:w="0" w:type="dxa"/>
-          </w:tcMar>
-        </w:tcPr>
-        <w:p>
-          <w:pPr>
-            <w:spacing w:after="0"/>
-            <w:jc w:val="right"/>
-          </w:pPr>
-          <w:r>
-            <w:rPr>
-              <w:rFonts w:ascii="Arial" w:hAnsi="Arial" w:cs="Arial"/>
-              <w:b/>
-              <w:bCs/>
-              <w:caps/>
-              <w:color w:val="107087"/>
-              <w:sz w:val="18"/>
-              <w:szCs w:val="18"/>
-            </w:rPr>
-            <w:t xml:space="preserve">Terms</w:t>
-          </w:r>
-        </w:p>
-      </w:tc>
-    </w:tr>
-  </w:tbl>
+      </w:pBdr>
+      <w:spacing w:after="0"/>
+      <w:jc w:val="right"/>
+    </w:pPr>
+    <w:r>
+      <w:rPr>
+        <w:rFonts w:ascii="Arial" w:hAnsi="Arial" w:cs="Arial"/>
+        <w:b/>
+        <w:bCs/>
+        <w:caps/>
+        <w:color w:val="107087"/>
+        <w:sz w:val="18"/>
+        <w:szCs w:val="18"/>
+      </w:rPr>
+      <w:t xml:space="preserve">Terms</w:t>
+    </w:r>
+  </w:p>
 </w:hdr>
 </file>
 
 <file path=word/header3.xml><?xml version="1.0" encoding="utf-8"?>
 <w:hdr xmlns:w="http://schemas.openxmlformats.org/wordprocessingml/2006/main" xmlns:r="http://schemas.openxmlformats.org/officeDocument/2006/relationships">
-  <w:tbl>
-    <w:tblPr>
-      <w:tblW w:w="10080" w:type="dxa"/>
-      <w:tblBorders>
-        <w:top w:val="none" w:sz="0" w:space="0" w:color="auto"/>
-        <w:left w:val="none" w:sz="0" w:space="0" w:color="auto"/>
+  <w:p>
+    <w:pPr>
+      <w:pBdr>
         <w:bottom w:val="single" w:sz="8" w:space="0" w:color="107087"/>
-        <w:right w:val="none" w:sz="0" w:space="0" w:color="auto"/>
-        <w:insideH w:val="none" w:sz="0" w:space="0" w:color="auto"/>
-        <w:insideV w:val="none" w:sz="0" w:space="0" w:color="auto"/>
-      </w:tblBorders>
-      <w:tblLayout w:type="fixed"/>
-    </w:tblPr>
-    <w:tblGrid>
-      <w:gridCol w:w="10080"/>
-    </w:tblGrid>
-    <w:tr>
-      <w:tc>
-        <w:tcPr>
-          <w:tcW w:w="10080" w:type="dxa"/>
-          <w:tcBorders>
-            <w:bottom w:val="single" w:sz="8" w:space="0" w:color="107087"/>
-          </w:tcBorders>
-          <w:tcMar>
-            <w:top w:w="0" w:type="dxa"/>
-            <w:left w:w="0" w:type="dxa"/>
-            <w:bottom w:w="40" w:type="dxa"/>
-            <w:right w:w="0" w:type="dxa"/>
-          </w:tcMar>
-        </w:tcPr>
-        <w:p>
-          <w:pPr>
-            <w:spacing w:after="0"/>
-            <w:jc w:val="right"/>
-          </w:pPr>
-          <w:r>
-            <w:rPr>
-              <w:rFonts w:ascii="Arial" w:hAnsi="Arial" w:cs="Arial"/>
-              <w:b/>
-              <w:bCs/>
-              <w:caps/>
-              <w:color w:val="107087"/>
-              <w:sz w:val="18"/>
-              <w:szCs w:val="18"/>
-            </w:rPr>
-            <w:t xml:space="preserve">Signature Page</w:t>
-          </w:r>
-        </w:p>
-      </w:tc>
-    </w:tr>
-  </w:tbl>
+      </w:pBdr>
+      <w:spacing w:after="0"/>
+      <w:jc w:val="right"/>
+    </w:pPr>
+    <w:r>
+      <w:rPr>
+        <w:rFonts w:ascii="Arial" w:hAnsi="Arial" w:cs="Arial"/>
+        <w:b/>
+        <w:bCs/>
+        <w:caps/>
+        <w:color w:val="107087"/>
+        <w:sz w:val="18"/>
+        <w:szCs w:val="18"/>
+      </w:rPr>
+      <w:t xml:space="preserve">Signature Page</w:t>
+    </w:r>
+  </w:p>
 </w:hdr>
 </file>
 
